--- a/docs/capacitacion/guion youtube/modulo-2-teoria-con-mas-detalle/video-3-aprendizaje-por-transferencia/modulo-2-video-3-aprendizaje-por-transferencia.docx
+++ b/docs/capacitacion/guion youtube/modulo-2-teoria-con-mas-detalle/video-3-aprendizaje-por-transferencia/modulo-2-video-3-aprendizaje-por-transferencia.docx
@@ -25,7 +25,7 @@
         <w:rPr>
           <w:i/>
         </w:rPr>
-        <w:t>3,369 palabras, unos 19.3 min de habla</w:t>
+        <w:t>3,377 palabras, unos 19.3 min de habla</w:t>
       </w:r>
     </w:p>
     <w:p>
@@ -61,7 +61,7 @@
     </w:p>
     <w:p>
       <w:r>
-        <w:t>En pantalla están los números que plantean el problema. Del lado izquierdo, una red con 43.9 millones de pesos. Del derecho, las fotos de las que disponemos: en el cuaderno de entrenamiento que usamos de ejemplo, cuatro fotos de fluorescencia con 258 espermatozoides etiquetados. Más adelante revisamos esos números con calma. Por ahora quedémonos con la desproporción: muchísimos pesos y muy pocos ejemplos.</w:t>
+        <w:t>En pantalla están los números que plantean el problema. Del lado izquierdo, una red con 43.9 millones de pesos. Del derecho, nuestros datos, los del cuaderno de entrenamiento que usamos de ejemplo: cuatro fotos de fluorescencia con 258 espermatozoides etiquetados, de los que 163 se usan para entrenar y 64 para validar. Más adelante revisamos esos números con calma. Por ahora quedémonos con la desproporción: muchísimos pesos y muy pocos ejemplos.</w:t>
       </w:r>
     </w:p>
     <w:p>
